--- a/随笔/学习笔记.docx
+++ b/随笔/学习笔记.docx
@@ -963,7 +963,7 @@
         <w:spacing w:line="360" w:lineRule="auto"/>
         <w:ind w:firstLineChars="200" w:firstLine="480"/>
         <w:rPr>
-          <w:rFonts w:ascii="宋体" w:eastAsia="宋体" w:hAnsi="宋体"/>
+          <w:rFonts w:ascii="宋体" w:eastAsia="宋体" w:hAnsi="宋体" w:hint="eastAsia"/>
           <w:sz w:val="24"/>
           <w:szCs w:val="24"/>
         </w:rPr>
@@ -994,13 +994,7 @@
         <w:rPr>
           <w:rFonts w:hint="eastAsia"/>
         </w:rPr>
-        <w:t>2</w:t>
-      </w:r>
-      <w:r>
-        <w:rPr>
-          <w:rFonts w:hint="eastAsia"/>
-        </w:rPr>
-        <w:t>8</w:t>
+        <w:t>28</w:t>
       </w:r>
     </w:p>
     <w:p>
@@ -1048,6 +1042,129 @@
         </w:rPr>
         <w:t>阅读《软件设计师教程》第一章1.1计算机系统基础知识。</w:t>
       </w:r>
+    </w:p>
+    <w:p>
+      <w:pPr>
+        <w:pStyle w:val="1"/>
+        <w:rPr>
+          <w:rFonts w:hint="eastAsia"/>
+        </w:rPr>
+      </w:pPr>
+      <w:r>
+        <w:rPr>
+          <w:rFonts w:hint="eastAsia"/>
+        </w:rPr>
+        <w:t>2026-08-</w:t>
+      </w:r>
+      <w:r>
+        <w:rPr>
+          <w:rFonts w:hint="eastAsia"/>
+        </w:rPr>
+        <w:t>31</w:t>
+      </w:r>
+    </w:p>
+    <w:p>
+      <w:pPr>
+        <w:spacing w:line="360" w:lineRule="auto"/>
+        <w:ind w:firstLineChars="200" w:firstLine="480"/>
+        <w:rPr>
+          <w:rFonts w:ascii="宋体" w:eastAsia="宋体" w:hAnsi="宋体"/>
+          <w:sz w:val="24"/>
+          <w:szCs w:val="24"/>
+        </w:rPr>
+      </w:pPr>
+      <w:r>
+        <w:rPr>
+          <w:rFonts w:ascii="宋体" w:eastAsia="宋体" w:hAnsi="宋体" w:hint="eastAsia"/>
+          <w:sz w:val="24"/>
+          <w:szCs w:val="24"/>
+        </w:rPr>
+        <w:t>阅读《软件设计师教程》第一章1.1计算机系统基础知识，重点理解数据怎样进行表示。</w:t>
+      </w:r>
+    </w:p>
+    <w:p>
+      <w:pPr>
+        <w:pStyle w:val="1"/>
+        <w:rPr>
+          <w:rFonts w:hint="eastAsia"/>
+        </w:rPr>
+      </w:pPr>
+      <w:r>
+        <w:rPr>
+          <w:rFonts w:hint="eastAsia"/>
+        </w:rPr>
+        <w:t>2026-0</w:t>
+      </w:r>
+      <w:r>
+        <w:rPr>
+          <w:rFonts w:hint="eastAsia"/>
+        </w:rPr>
+        <w:t>9</w:t>
+      </w:r>
+      <w:r>
+        <w:rPr>
+          <w:rFonts w:hint="eastAsia"/>
+        </w:rPr>
+        <w:t>-</w:t>
+      </w:r>
+      <w:r>
+        <w:rPr>
+          <w:rFonts w:hint="eastAsia"/>
+        </w:rPr>
+        <w:t>0</w:t>
+      </w:r>
+      <w:r>
+        <w:rPr>
+          <w:rFonts w:hint="eastAsia"/>
+        </w:rPr>
+        <w:t>1</w:t>
+      </w:r>
+    </w:p>
+    <w:p>
+      <w:pPr>
+        <w:spacing w:line="360" w:lineRule="auto"/>
+        <w:ind w:firstLineChars="200" w:firstLine="480"/>
+        <w:rPr>
+          <w:rFonts w:ascii="宋体" w:eastAsia="宋体" w:hAnsi="宋体"/>
+          <w:sz w:val="24"/>
+          <w:szCs w:val="24"/>
+        </w:rPr>
+      </w:pPr>
+      <w:r>
+        <w:rPr>
+          <w:rFonts w:ascii="宋体" w:eastAsia="宋体" w:hAnsi="宋体" w:hint="eastAsia"/>
+          <w:sz w:val="24"/>
+          <w:szCs w:val="24"/>
+        </w:rPr>
+        <w:t>阅读《软件设计师教程》第一章1.1计算机系统基础知识，重点理解数据怎样进行表示</w:t>
+      </w:r>
+      <w:r>
+        <w:rPr>
+          <w:rFonts w:ascii="宋体" w:eastAsia="宋体" w:hAnsi="宋体" w:hint="eastAsia"/>
+          <w:sz w:val="24"/>
+          <w:szCs w:val="24"/>
+        </w:rPr>
+        <w:t>、校验码</w:t>
+      </w:r>
+      <w:r>
+        <w:rPr>
+          <w:rFonts w:ascii="宋体" w:eastAsia="宋体" w:hAnsi="宋体" w:hint="eastAsia"/>
+          <w:sz w:val="24"/>
+          <w:szCs w:val="24"/>
+        </w:rPr>
+        <w:t>。</w:t>
+      </w:r>
+    </w:p>
+    <w:p>
+      <w:pPr>
+        <w:spacing w:line="360" w:lineRule="auto"/>
+        <w:ind w:firstLineChars="200" w:firstLine="480"/>
+        <w:rPr>
+          <w:rFonts w:ascii="宋体" w:eastAsia="宋体" w:hAnsi="宋体" w:hint="eastAsia"/>
+          <w:sz w:val="24"/>
+          <w:szCs w:val="24"/>
+        </w:rPr>
+      </w:pPr>
     </w:p>
     <w:sectPr>
       <w:pgSz w:w="11906" w:h="16838"/>
@@ -1815,6 +1932,7 @@
   <w:style w:type="character" w:default="1" w:styleId="a0">
     <w:name w:val="Default Paragraph Font"/>
     <w:uiPriority w:val="1"/>
+    <w:semiHidden/>
     <w:unhideWhenUsed/>
   </w:style>
   <w:style w:type="table" w:default="1" w:styleId="a1">

--- a/随笔/学习笔记.docx
+++ b/随笔/学习笔记.docx
@@ -1068,7 +1068,7 @@
         <w:spacing w:line="360" w:lineRule="auto"/>
         <w:ind w:firstLineChars="200" w:firstLine="480"/>
         <w:rPr>
-          <w:rFonts w:ascii="宋体" w:eastAsia="宋体" w:hAnsi="宋体"/>
+          <w:rFonts w:ascii="宋体" w:eastAsia="宋体" w:hAnsi="宋体" w:hint="eastAsia"/>
           <w:sz w:val="24"/>
           <w:szCs w:val="24"/>
         </w:rPr>
@@ -1111,13 +1111,7 @@
         <w:rPr>
           <w:rFonts w:hint="eastAsia"/>
         </w:rPr>
-        <w:t>0</w:t>
-      </w:r>
-      <w:r>
-        <w:rPr>
-          <w:rFonts w:hint="eastAsia"/>
-        </w:rPr>
-        <w:t>1</w:t>
+        <w:t>01</w:t>
       </w:r>
     </w:p>
     <w:p>
@@ -1125,34 +1119,56 @@
         <w:spacing w:line="360" w:lineRule="auto"/>
         <w:ind w:firstLineChars="200" w:firstLine="480"/>
         <w:rPr>
-          <w:rFonts w:ascii="宋体" w:eastAsia="宋体" w:hAnsi="宋体"/>
-          <w:sz w:val="24"/>
-          <w:szCs w:val="24"/>
-        </w:rPr>
-      </w:pPr>
-      <w:r>
-        <w:rPr>
-          <w:rFonts w:ascii="宋体" w:eastAsia="宋体" w:hAnsi="宋体" w:hint="eastAsia"/>
-          <w:sz w:val="24"/>
-          <w:szCs w:val="24"/>
-        </w:rPr>
-        <w:t>阅读《软件设计师教程》第一章1.1计算机系统基础知识，重点理解数据怎样进行表示</w:t>
-      </w:r>
-      <w:r>
-        <w:rPr>
-          <w:rFonts w:ascii="宋体" w:eastAsia="宋体" w:hAnsi="宋体" w:hint="eastAsia"/>
-          <w:sz w:val="24"/>
-          <w:szCs w:val="24"/>
-        </w:rPr>
-        <w:t>、校验码</w:t>
-      </w:r>
-      <w:r>
-        <w:rPr>
-          <w:rFonts w:ascii="宋体" w:eastAsia="宋体" w:hAnsi="宋体" w:hint="eastAsia"/>
-          <w:sz w:val="24"/>
-          <w:szCs w:val="24"/>
-        </w:rPr>
-        <w:t>。</w:t>
+          <w:rFonts w:ascii="宋体" w:eastAsia="宋体" w:hAnsi="宋体" w:hint="eastAsia"/>
+          <w:sz w:val="24"/>
+          <w:szCs w:val="24"/>
+        </w:rPr>
+      </w:pPr>
+      <w:r>
+        <w:rPr>
+          <w:rFonts w:ascii="宋体" w:eastAsia="宋体" w:hAnsi="宋体" w:hint="eastAsia"/>
+          <w:sz w:val="24"/>
+          <w:szCs w:val="24"/>
+        </w:rPr>
+        <w:t>阅读《软件设计师教程》第一章1.1计算机系统基础知识，重点理解数据怎样进行表示、校验码。</w:t>
+      </w:r>
+    </w:p>
+    <w:p>
+      <w:pPr>
+        <w:pStyle w:val="1"/>
+        <w:rPr>
+          <w:rFonts w:hint="eastAsia"/>
+        </w:rPr>
+      </w:pPr>
+      <w:r>
+        <w:rPr>
+          <w:rFonts w:hint="eastAsia"/>
+        </w:rPr>
+        <w:t>2026-0</w:t>
+      </w:r>
+      <w:r>
+        <w:rPr>
+          <w:rFonts w:hint="eastAsia"/>
+        </w:rPr>
+        <w:t>9</w:t>
+      </w:r>
+      <w:r>
+        <w:rPr>
+          <w:rFonts w:hint="eastAsia"/>
+        </w:rPr>
+        <w:t>-</w:t>
+      </w:r>
+      <w:r>
+        <w:rPr>
+          <w:rFonts w:hint="eastAsia"/>
+        </w:rPr>
+        <w:t>0</w:t>
+      </w:r>
+      <w:r>
+        <w:rPr>
+          <w:rFonts w:hint="eastAsia"/>
+        </w:rPr>
+        <w:t>4</w:t>
       </w:r>
     </w:p>
     <w:p>
@@ -1165,6 +1181,30 @@
           <w:szCs w:val="24"/>
         </w:rPr>
       </w:pPr>
+      <w:r>
+        <w:rPr>
+          <w:rFonts w:ascii="宋体" w:eastAsia="宋体" w:hAnsi="宋体" w:hint="eastAsia"/>
+          <w:sz w:val="24"/>
+          <w:szCs w:val="24"/>
+        </w:rPr>
+        <w:t>阅读《软件设计师教程》第一章1.</w:t>
+      </w:r>
+      <w:r>
+        <w:rPr>
+          <w:rFonts w:ascii="宋体" w:eastAsia="宋体" w:hAnsi="宋体" w:hint="eastAsia"/>
+          <w:sz w:val="24"/>
+          <w:szCs w:val="24"/>
+        </w:rPr>
+        <w:t>2</w:t>
+      </w:r>
+      <w:r>
+        <w:rPr>
+          <w:rFonts w:ascii="宋体" w:eastAsia="宋体" w:hAnsi="宋体" w:hint="eastAsia"/>
+          <w:sz w:val="24"/>
+          <w:szCs w:val="24"/>
+        </w:rPr>
+        <w:t xml:space="preserve"> 计算机体系结构。</w:t>
+      </w:r>
     </w:p>
     <w:sectPr>
       <w:pgSz w:w="11906" w:h="16838"/>
